--- a/report-writer/Bibek_Prasai_s396542/Week5/Group Weekly Activities.docx
+++ b/report-writer/Bibek_Prasai_s396542/Week5/Group Weekly Activities.docx
@@ -343,8 +343,19 @@
                 <w:szCs w:val="22"/>
                 <w:lang w:val="en-US"/>
               </w:rPr>
-              <w:t>Learn &amp; Apply</w:t>
-            </w:r>
+              <w:t xml:space="preserve">Learn &amp; </w:t>
+            </w:r>
+            <w:proofErr w:type="gramStart"/>
+            <w:r>
+              <w:rPr>
+                <w:rFonts w:ascii="Calibri" w:hAnsi="Calibri" w:cs="Calibri"/>
+                <w:sz w:val="22"/>
+                <w:szCs w:val="22"/>
+                <w:lang w:val="en-US"/>
+              </w:rPr>
+              <w:t>Apply</w:t>
+            </w:r>
+            <w:proofErr w:type="gramEnd"/>
           </w:p>
         </w:tc>
         <w:tc>
@@ -394,8 +405,22 @@
                 <w:highlight w:val="yellow"/>
                 <w:lang w:val="en-US"/>
               </w:rPr>
-              <w:t>take notes - write three lines for each topic n sub topics</w:t>
-            </w:r>
+              <w:t xml:space="preserve">take notes - write three lines for each topic n </w:t>
+            </w:r>
+            <w:proofErr w:type="gramStart"/>
+            <w:r>
+              <w:rPr>
+                <w:rFonts w:ascii="Calibri" w:hAnsi="Calibri" w:cs="Calibri"/>
+                <w:b/>
+                <w:bCs/>
+                <w:sz w:val="22"/>
+                <w:szCs w:val="22"/>
+                <w:highlight w:val="yellow"/>
+                <w:lang w:val="en-US"/>
+              </w:rPr>
+              <w:t>sub topics</w:t>
+            </w:r>
+            <w:proofErr w:type="gramEnd"/>
             <w:r>
               <w:rPr>
                 <w:rFonts w:ascii="Calibri" w:hAnsi="Calibri" w:cs="Calibri"/>
@@ -488,8 +513,19 @@
                 <w:szCs w:val="22"/>
                 <w:lang w:val="en-US"/>
               </w:rPr>
-              <w:t>Catch-Up &amp; Consolidate</w:t>
-            </w:r>
+              <w:t xml:space="preserve">Catch-Up &amp; </w:t>
+            </w:r>
+            <w:proofErr w:type="gramStart"/>
+            <w:r>
+              <w:rPr>
+                <w:rFonts w:ascii="Calibri" w:hAnsi="Calibri" w:cs="Calibri"/>
+                <w:sz w:val="22"/>
+                <w:szCs w:val="22"/>
+                <w:lang w:val="en-US"/>
+              </w:rPr>
+              <w:t>Consolidate</w:t>
+            </w:r>
+            <w:proofErr w:type="gramEnd"/>
           </w:p>
         </w:tc>
         <w:tc>
@@ -537,17 +573,7 @@
                 <w:highlight w:val="yellow"/>
                 <w:lang w:val="en-US"/>
               </w:rPr>
-              <w:t xml:space="preserve"> and  </w:t>
-            </w:r>
-            <w:r>
-              <w:rPr>
-                <w:rFonts w:ascii="Calibri" w:hAnsi="Calibri" w:cs="Calibri"/>
-                <w:sz w:val="22"/>
-                <w:szCs w:val="22"/>
-                <w:highlight w:val="yellow"/>
-                <w:lang w:val="en-US"/>
-              </w:rPr>
-              <w:t>practice how to express these topics to others -  to deepen understanding.</w:t>
+              <w:t xml:space="preserve"> and  practice how to express these topics to others -  to deepen understanding.</w:t>
             </w:r>
           </w:p>
         </w:tc>
@@ -681,7 +707,27 @@
                 <w:szCs w:val="22"/>
                 <w:lang w:val="en-US"/>
               </w:rPr>
-              <w:t xml:space="preserve"> built, compare approaches, troubleshoot blockers, and get feedback before starting the next week's material.</w:t>
+              <w:t xml:space="preserve"> built, compare approaches, troubleshoot blockers, and get feedback before starting </w:t>
+            </w:r>
+            <w:proofErr w:type="gramStart"/>
+            <w:r>
+              <w:rPr>
+                <w:rFonts w:ascii="Calibri" w:hAnsi="Calibri" w:cs="Calibri"/>
+                <w:sz w:val="22"/>
+                <w:szCs w:val="22"/>
+                <w:lang w:val="en-US"/>
+              </w:rPr>
+              <w:t>the next</w:t>
+            </w:r>
+            <w:proofErr w:type="gramEnd"/>
+            <w:r>
+              <w:rPr>
+                <w:rFonts w:ascii="Calibri" w:hAnsi="Calibri" w:cs="Calibri"/>
+                <w:sz w:val="22"/>
+                <w:szCs w:val="22"/>
+                <w:lang w:val="en-US"/>
+              </w:rPr>
+              <w:t xml:space="preserve"> week's material.</w:t>
             </w:r>
           </w:p>
         </w:tc>
@@ -742,7 +788,47 @@
           <w:szCs w:val="22"/>
           <w:lang w:val="en-US"/>
         </w:rPr>
-        <w:t xml:space="preserve"> front-loads the learning while energy and focus are highest, and keeps practice right next to the course it came from so it sticks.</w:t>
+        <w:t xml:space="preserve"> front-loads the learning while energy and focus are </w:t>
+      </w:r>
+      <w:proofErr w:type="gramStart"/>
+      <w:r>
+        <w:rPr>
+          <w:rFonts w:ascii="Calibri" w:eastAsia="Times New Roman" w:hAnsi="Calibri" w:cs="Calibri"/>
+          <w:sz w:val="22"/>
+          <w:szCs w:val="22"/>
+          <w:lang w:val="en-US"/>
+        </w:rPr>
+        <w:t>highest, and</w:t>
+      </w:r>
+      <w:proofErr w:type="gramEnd"/>
+      <w:r>
+        <w:rPr>
+          <w:rFonts w:ascii="Calibri" w:eastAsia="Times New Roman" w:hAnsi="Calibri" w:cs="Calibri"/>
+          <w:sz w:val="22"/>
+          <w:szCs w:val="22"/>
+          <w:lang w:val="en-US"/>
+        </w:rPr>
+        <w:t xml:space="preserve"> keeps practice right next to the course it came </w:t>
+      </w:r>
+      <w:proofErr w:type="gramStart"/>
+      <w:r>
+        <w:rPr>
+          <w:rFonts w:ascii="Calibri" w:eastAsia="Times New Roman" w:hAnsi="Calibri" w:cs="Calibri"/>
+          <w:sz w:val="22"/>
+          <w:szCs w:val="22"/>
+          <w:lang w:val="en-US"/>
+        </w:rPr>
+        <w:t>from</w:t>
+      </w:r>
+      <w:proofErr w:type="gramEnd"/>
+      <w:r>
+        <w:rPr>
+          <w:rFonts w:ascii="Calibri" w:eastAsia="Times New Roman" w:hAnsi="Calibri" w:cs="Calibri"/>
+          <w:sz w:val="22"/>
+          <w:szCs w:val="22"/>
+          <w:lang w:val="en-US"/>
+        </w:rPr>
+        <w:t xml:space="preserve"> so it sticks.</w:t>
       </w:r>
     </w:p>
     <w:p>
@@ -777,16 +863,7 @@
           <w:szCs w:val="22"/>
           <w:lang w:val="en-US"/>
         </w:rPr>
-        <w:t xml:space="preserve"> a </w:t>
-      </w:r>
-      <w:r>
-        <w:rPr>
-          <w:rFonts w:ascii="Calibri" w:eastAsia="Times New Roman" w:hAnsi="Calibri" w:cs="Calibri"/>
-          <w:sz w:val="22"/>
-          <w:szCs w:val="22"/>
-          <w:lang w:val="en-US"/>
-        </w:rPr>
-        <w:t>built-in buffer — nobody finishes exactly on schedule, so this absorbs slippage instead of letting it snowball into next week.</w:t>
+        <w:t xml:space="preserve"> a built-in buffer — nobody finishes exactly on schedule, so this absorbs slippage instead of letting it snowball into next week.</w:t>
       </w:r>
     </w:p>
     <w:p>
@@ -892,7 +969,47 @@
           <w:szCs w:val="22"/>
           <w:lang w:val="en-US"/>
         </w:rPr>
-        <w:t>Peers ask "why did you do it that way?" — this surfaces gaps faster than any quiz</w:t>
+        <w:t xml:space="preserve">Peers </w:t>
+      </w:r>
+      <w:proofErr w:type="gramStart"/>
+      <w:r>
+        <w:rPr>
+          <w:rFonts w:ascii="Calibri" w:eastAsia="Times New Roman" w:hAnsi="Calibri" w:cs="Calibri"/>
+          <w:sz w:val="22"/>
+          <w:szCs w:val="22"/>
+          <w:lang w:val="en-US"/>
+        </w:rPr>
+        <w:t>ask</w:t>
+      </w:r>
+      <w:proofErr w:type="gramEnd"/>
+      <w:r>
+        <w:rPr>
+          <w:rFonts w:ascii="Calibri" w:eastAsia="Times New Roman" w:hAnsi="Calibri" w:cs="Calibri"/>
+          <w:sz w:val="22"/>
+          <w:szCs w:val="22"/>
+          <w:lang w:val="en-US"/>
+        </w:rPr>
+        <w:t xml:space="preserve"> "why did you do it that way</w:t>
+      </w:r>
+      <w:proofErr w:type="gramStart"/>
+      <w:r>
+        <w:rPr>
+          <w:rFonts w:ascii="Calibri" w:eastAsia="Times New Roman" w:hAnsi="Calibri" w:cs="Calibri"/>
+          <w:sz w:val="22"/>
+          <w:szCs w:val="22"/>
+          <w:lang w:val="en-US"/>
+        </w:rPr>
+        <w:t>?" —</w:t>
+      </w:r>
+      <w:proofErr w:type="gramEnd"/>
+      <w:r>
+        <w:rPr>
+          <w:rFonts w:ascii="Calibri" w:eastAsia="Times New Roman" w:hAnsi="Calibri" w:cs="Calibri"/>
+          <w:sz w:val="22"/>
+          <w:szCs w:val="22"/>
+          <w:lang w:val="en-US"/>
+        </w:rPr>
+        <w:t xml:space="preserve"> this surfaces gaps faster than any quiz</w:t>
       </w:r>
     </w:p>
     <w:p>
@@ -1166,16 +1283,7 @@
           <w:szCs w:val="22"/>
           <w:lang w:val="en-US"/>
         </w:rPr>
-        <w:t xml:space="preserve"> Move all your </w:t>
-      </w:r>
-      <w:r>
-        <w:rPr>
-          <w:rFonts w:ascii="Calibri" w:hAnsi="Calibri" w:cs="Calibri"/>
-          <w:sz w:val="22"/>
-          <w:szCs w:val="22"/>
-          <w:lang w:val="en-US"/>
-        </w:rPr>
-        <w:t>previous role-based materials from your old personal/role Git folder into the new team repository:</w:t>
+        <w:t xml:space="preserve"> Move all your previous role-based materials from your old personal/role Git folder into the new team repository:</w:t>
       </w:r>
     </w:p>
     <w:p>
@@ -1302,7 +1410,27 @@
           <w:szCs w:val="22"/>
           <w:lang w:val="en-US"/>
         </w:rPr>
-        <w:t>Commit and push this migration as your first commit in the team repo</w:t>
+        <w:t xml:space="preserve">Commit and push this migration as your first commit </w:t>
+      </w:r>
+      <w:proofErr w:type="gramStart"/>
+      <w:r>
+        <w:rPr>
+          <w:rFonts w:ascii="Calibri" w:eastAsia="Times New Roman" w:hAnsi="Calibri" w:cs="Calibri"/>
+          <w:sz w:val="22"/>
+          <w:szCs w:val="22"/>
+          <w:lang w:val="en-US"/>
+        </w:rPr>
+        <w:t>in</w:t>
+      </w:r>
+      <w:proofErr w:type="gramEnd"/>
+      <w:r>
+        <w:rPr>
+          <w:rFonts w:ascii="Calibri" w:eastAsia="Times New Roman" w:hAnsi="Calibri" w:cs="Calibri"/>
+          <w:sz w:val="22"/>
+          <w:szCs w:val="22"/>
+          <w:lang w:val="en-US"/>
+        </w:rPr>
+        <w:t xml:space="preserve"> the team repo</w:t>
       </w:r>
     </w:p>
     <w:p>
@@ -1344,16 +1472,7 @@
           <w:szCs w:val="22"/>
           <w:lang w:val="en-US"/>
         </w:rPr>
-        <w:t xml:space="preserve"> folder (&lt;role&gt;/&lt;your-name&gt;</w:t>
-      </w:r>
-      <w:r>
-        <w:rPr>
-          <w:rFonts w:ascii="Calibri" w:hAnsi="Calibri" w:cs="Calibri"/>
-          <w:sz w:val="22"/>
-          <w:szCs w:val="22"/>
-          <w:lang w:val="en-US"/>
-        </w:rPr>
-        <w:t>/), not the old individual repo.</w:t>
+        <w:t xml:space="preserve"> folder (&lt;role&gt;/&lt;your-name&gt;/), not the old individual repo.</w:t>
       </w:r>
     </w:p>
     <w:p>
@@ -1429,16 +1548,7 @@
           <w:szCs w:val="22"/>
           <w:lang w:val="en-US"/>
         </w:rPr>
-        <w:t xml:space="preserve"> As you complete </w:t>
-      </w:r>
-      <w:r>
-        <w:rPr>
-          <w:rFonts w:ascii="Calibri" w:hAnsi="Calibri" w:cs="Calibri"/>
-          <w:sz w:val="22"/>
-          <w:szCs w:val="22"/>
-          <w:lang w:val="en-US"/>
-        </w:rPr>
-        <w:t>both the shared tasks and your practice work, commit and push to your dedicated folder in the team repo. Commit often — don't wait until the end of the week to push everything at once.</w:t>
+        <w:t xml:space="preserve"> As you complete both the shared tasks and your practice work, commit and push to your dedicated folder in the team repo. Commit often — don't wait until the end of the week to push everything at once.</w:t>
       </w:r>
     </w:p>
     <w:p>
@@ -2571,16 +2681,7 @@
                 <w:szCs w:val="22"/>
                 <w:lang w:val="en-US"/>
               </w:rPr>
-              <w:t>LinkedIn</w:t>
-            </w:r>
-            <w:r>
-              <w:rPr>
-                <w:rFonts w:ascii="Calibri" w:hAnsi="Calibri" w:cs="Calibri"/>
-                <w:sz w:val="22"/>
-                <w:szCs w:val="22"/>
-                <w:lang w:val="en-US"/>
-              </w:rPr>
-              <w:t xml:space="preserve"> Learning</w:t>
+              <w:t>LinkedIn Learning</w:t>
             </w:r>
           </w:p>
         </w:tc>
@@ -4376,16 +4477,7 @@
                 <w:szCs w:val="22"/>
                 <w:lang w:val="en-US"/>
               </w:rPr>
-              <w:t xml:space="preserve">Outlook </w:t>
-            </w:r>
-            <w:r>
-              <w:rPr>
-                <w:rFonts w:ascii="Calibri" w:hAnsi="Calibri" w:cs="Calibri"/>
-                <w:sz w:val="22"/>
-                <w:szCs w:val="22"/>
-                <w:lang w:val="en-US"/>
-              </w:rPr>
-              <w:t>Essential Training (Microsoft 365)</w:t>
+              <w:t>Outlook Essential Training (Microsoft 365)</w:t>
             </w:r>
           </w:p>
         </w:tc>
@@ -5440,7 +5532,27 @@
                 <w:szCs w:val="22"/>
                 <w:lang w:val="en-US"/>
               </w:rPr>
-              <w:t xml:space="preserve">Search youtube </w:t>
+              <w:t xml:space="preserve">Search </w:t>
+            </w:r>
+            <w:proofErr w:type="spellStart"/>
+            <w:r>
+              <w:rPr>
+                <w:rFonts w:ascii="Calibri" w:hAnsi="Calibri" w:cs="Calibri"/>
+                <w:sz w:val="22"/>
+                <w:szCs w:val="22"/>
+                <w:lang w:val="en-US"/>
+              </w:rPr>
+              <w:t>youtube</w:t>
+            </w:r>
+            <w:proofErr w:type="spellEnd"/>
+            <w:r>
+              <w:rPr>
+                <w:rFonts w:ascii="Calibri" w:hAnsi="Calibri" w:cs="Calibri"/>
+                <w:sz w:val="22"/>
+                <w:szCs w:val="22"/>
+                <w:lang w:val="en-US"/>
+              </w:rPr>
+              <w:t xml:space="preserve"> </w:t>
             </w:r>
           </w:p>
           <w:p>
@@ -5737,14 +5849,16 @@
                 <w:rFonts w:ascii="Calibri" w:hAnsi="Calibri" w:cs="Calibri"/>
                 <w:sz w:val="22"/>
                 <w:szCs w:val="22"/>
-                <w:lang w:val="en-US"/>
-              </w:rPr>
-            </w:pPr>
-            <w:r>
-              <w:rPr>
-                <w:rFonts w:ascii="Calibri" w:hAnsi="Calibri" w:cs="Calibri"/>
-                <w:sz w:val="22"/>
-                <w:szCs w:val="22"/>
+                <w:highlight w:val="yellow"/>
+                <w:lang w:val="en-US"/>
+              </w:rPr>
+            </w:pPr>
+            <w:r>
+              <w:rPr>
+                <w:rFonts w:ascii="Calibri" w:hAnsi="Calibri" w:cs="Calibri"/>
+                <w:sz w:val="22"/>
+                <w:szCs w:val="22"/>
+                <w:highlight w:val="yellow"/>
                 <w:lang w:val="en-US"/>
               </w:rPr>
               <w:t>12</w:t>
@@ -5776,14 +5890,16 @@
                 <w:rFonts w:ascii="Calibri" w:hAnsi="Calibri" w:cs="Calibri"/>
                 <w:sz w:val="22"/>
                 <w:szCs w:val="22"/>
-                <w:lang w:val="en-US"/>
-              </w:rPr>
-            </w:pPr>
-            <w:r>
-              <w:rPr>
-                <w:rFonts w:ascii="Calibri" w:hAnsi="Calibri" w:cs="Calibri"/>
-                <w:sz w:val="22"/>
-                <w:szCs w:val="22"/>
+                <w:highlight w:val="yellow"/>
+                <w:lang w:val="en-US"/>
+              </w:rPr>
+            </w:pPr>
+            <w:r>
+              <w:rPr>
+                <w:rFonts w:ascii="Calibri" w:hAnsi="Calibri" w:cs="Calibri"/>
+                <w:sz w:val="22"/>
+                <w:szCs w:val="22"/>
+                <w:highlight w:val="yellow"/>
                 <w:lang w:val="en-US"/>
               </w:rPr>
               <w:t>Power BI</w:t>
@@ -5815,14 +5931,16 @@
                 <w:rFonts w:ascii="Calibri" w:hAnsi="Calibri" w:cs="Calibri"/>
                 <w:sz w:val="22"/>
                 <w:szCs w:val="22"/>
-                <w:lang w:val="en-US"/>
-              </w:rPr>
-            </w:pPr>
-            <w:r>
-              <w:rPr>
-                <w:rFonts w:ascii="Calibri" w:hAnsi="Calibri" w:cs="Calibri"/>
-                <w:sz w:val="22"/>
-                <w:szCs w:val="22"/>
+                <w:highlight w:val="yellow"/>
+                <w:lang w:val="en-US"/>
+              </w:rPr>
+            </w:pPr>
+            <w:r>
+              <w:rPr>
+                <w:rFonts w:ascii="Calibri" w:hAnsi="Calibri" w:cs="Calibri"/>
+                <w:sz w:val="22"/>
+                <w:szCs w:val="22"/>
+                <w:highlight w:val="yellow"/>
                 <w:lang w:val="en-US"/>
               </w:rPr>
               <w:t>Power BI Essential Training</w:t>
@@ -6388,6 +6506,7 @@
                 <w:lang w:val="en-US"/>
               </w:rPr>
             </w:pPr>
+            <w:proofErr w:type="spellStart"/>
             <w:r>
               <w:rPr>
                 <w:rFonts w:ascii="Calibri" w:hAnsi="Calibri" w:cs="Calibri"/>
@@ -6397,6 +6516,7 @@
               </w:rPr>
               <w:t>Lucidchart</w:t>
             </w:r>
+            <w:proofErr w:type="spellEnd"/>
           </w:p>
         </w:tc>
         <w:tc>
@@ -6434,7 +6554,27 @@
                 <w:szCs w:val="22"/>
                 <w:lang w:val="en-US"/>
               </w:rPr>
-              <w:t>Getting Started in Lucidchart in Under 5 Minutes</w:t>
+              <w:t xml:space="preserve">Getting Started in </w:t>
+            </w:r>
+            <w:proofErr w:type="spellStart"/>
+            <w:r>
+              <w:rPr>
+                <w:rFonts w:ascii="Calibri" w:hAnsi="Calibri" w:cs="Calibri"/>
+                <w:sz w:val="22"/>
+                <w:szCs w:val="22"/>
+                <w:lang w:val="en-US"/>
+              </w:rPr>
+              <w:t>Lucidchart</w:t>
+            </w:r>
+            <w:proofErr w:type="spellEnd"/>
+            <w:r>
+              <w:rPr>
+                <w:rFonts w:ascii="Calibri" w:hAnsi="Calibri" w:cs="Calibri"/>
+                <w:sz w:val="22"/>
+                <w:szCs w:val="22"/>
+                <w:lang w:val="en-US"/>
+              </w:rPr>
+              <w:t xml:space="preserve"> in Under 5 Minutes</w:t>
             </w:r>
           </w:p>
         </w:tc>
@@ -6591,6 +6731,7 @@
                 <w:lang w:val="en-US"/>
               </w:rPr>
             </w:pPr>
+            <w:proofErr w:type="spellStart"/>
             <w:r>
               <w:rPr>
                 <w:rFonts w:ascii="Calibri" w:hAnsi="Calibri" w:cs="Calibri"/>
@@ -6600,6 +6741,7 @@
               </w:rPr>
               <w:t>Lucidchart</w:t>
             </w:r>
+            <w:proofErr w:type="spellEnd"/>
           </w:p>
         </w:tc>
         <w:tc>
@@ -6630,14 +6772,25 @@
                 <w:lang w:val="en-US"/>
               </w:rPr>
             </w:pPr>
-            <w:r>
-              <w:rPr>
-                <w:rFonts w:ascii="Calibri" w:hAnsi="Calibri" w:cs="Calibri"/>
-                <w:sz w:val="22"/>
-                <w:szCs w:val="22"/>
-                <w:lang w:val="en-US"/>
-              </w:rPr>
-              <w:t>Lucidchart: Advanced Visual Diagrams for Beginners</w:t>
+            <w:proofErr w:type="spellStart"/>
+            <w:r>
+              <w:rPr>
+                <w:rFonts w:ascii="Calibri" w:hAnsi="Calibri" w:cs="Calibri"/>
+                <w:sz w:val="22"/>
+                <w:szCs w:val="22"/>
+                <w:lang w:val="en-US"/>
+              </w:rPr>
+              <w:t>Lucidchart</w:t>
+            </w:r>
+            <w:proofErr w:type="spellEnd"/>
+            <w:r>
+              <w:rPr>
+                <w:rFonts w:ascii="Calibri" w:hAnsi="Calibri" w:cs="Calibri"/>
+                <w:sz w:val="22"/>
+                <w:szCs w:val="22"/>
+                <w:lang w:val="en-US"/>
+              </w:rPr>
+              <w:t>: Advanced Visual Diagrams for Beginners</w:t>
             </w:r>
           </w:p>
         </w:tc>
@@ -7197,14 +7350,16 @@
                 <w:rFonts w:ascii="Calibri" w:hAnsi="Calibri" w:cs="Calibri"/>
                 <w:sz w:val="22"/>
                 <w:szCs w:val="22"/>
-                <w:lang w:val="en-US"/>
-              </w:rPr>
-            </w:pPr>
-            <w:r>
-              <w:rPr>
-                <w:rFonts w:ascii="Calibri" w:hAnsi="Calibri" w:cs="Calibri"/>
-                <w:sz w:val="22"/>
-                <w:szCs w:val="22"/>
+                <w:highlight w:val="yellow"/>
+                <w:lang w:val="en-US"/>
+              </w:rPr>
+            </w:pPr>
+            <w:r>
+              <w:rPr>
+                <w:rFonts w:ascii="Calibri" w:hAnsi="Calibri" w:cs="Calibri"/>
+                <w:sz w:val="22"/>
+                <w:szCs w:val="22"/>
+                <w:highlight w:val="yellow"/>
                 <w:lang w:val="en-US"/>
               </w:rPr>
               <w:t>Excel</w:t>
@@ -7236,14 +7391,16 @@
                 <w:rFonts w:ascii="Calibri" w:hAnsi="Calibri" w:cs="Calibri"/>
                 <w:sz w:val="22"/>
                 <w:szCs w:val="22"/>
-                <w:lang w:val="en-US"/>
-              </w:rPr>
-            </w:pPr>
-            <w:r>
-              <w:rPr>
-                <w:rFonts w:ascii="Calibri" w:hAnsi="Calibri" w:cs="Calibri"/>
-                <w:sz w:val="22"/>
-                <w:szCs w:val="22"/>
+                <w:highlight w:val="yellow"/>
+                <w:lang w:val="en-US"/>
+              </w:rPr>
+            </w:pPr>
+            <w:r>
+              <w:rPr>
+                <w:rFonts w:ascii="Calibri" w:hAnsi="Calibri" w:cs="Calibri"/>
+                <w:sz w:val="22"/>
+                <w:szCs w:val="22"/>
+                <w:highlight w:val="yellow"/>
                 <w:lang w:val="en-US"/>
               </w:rPr>
               <w:t>Bundled in Getting Started with Microsoft 365 (row 8)</w:t>
@@ -8261,16 +8418,7 @@
                 <w:szCs w:val="22"/>
                 <w:lang w:val="en-US"/>
               </w:rPr>
-              <w:t xml:space="preserve">Batch </w:t>
-            </w:r>
-            <w:r>
-              <w:rPr>
-                <w:rFonts w:ascii="Calibri" w:hAnsi="Calibri" w:cs="Calibri"/>
-                <w:sz w:val="22"/>
-                <w:szCs w:val="22"/>
-                <w:lang w:val="en-US"/>
-              </w:rPr>
-              <w:t>Scripting Tutorial for Beginners</w:t>
+              <w:t>Batch Scripting Tutorial for Beginners</w:t>
             </w:r>
           </w:p>
         </w:tc>
@@ -9116,7 +9264,27 @@
                 <w:szCs w:val="22"/>
                 <w:lang w:val="en-US"/>
               </w:rPr>
-              <w:t>Learning Visio (or Lucidchart Essential Training)</w:t>
+              <w:t xml:space="preserve">Learning Visio (or </w:t>
+            </w:r>
+            <w:proofErr w:type="spellStart"/>
+            <w:r>
+              <w:rPr>
+                <w:rFonts w:ascii="Calibri" w:hAnsi="Calibri" w:cs="Calibri"/>
+                <w:sz w:val="22"/>
+                <w:szCs w:val="22"/>
+                <w:lang w:val="en-US"/>
+              </w:rPr>
+              <w:t>Lucidchart</w:t>
+            </w:r>
+            <w:proofErr w:type="spellEnd"/>
+            <w:r>
+              <w:rPr>
+                <w:rFonts w:ascii="Calibri" w:hAnsi="Calibri" w:cs="Calibri"/>
+                <w:sz w:val="22"/>
+                <w:szCs w:val="22"/>
+                <w:lang w:val="en-US"/>
+              </w:rPr>
+              <w:t xml:space="preserve"> Essential Training)</w:t>
             </w:r>
           </w:p>
         </w:tc>
@@ -9195,16 +9363,7 @@
           <w:szCs w:val="22"/>
           <w:lang w:val="en-US"/>
         </w:rPr>
-        <w:t xml:space="preserve"> Model the "reorder past meal" </w:t>
-      </w:r>
-      <w:r>
-        <w:rPr>
-          <w:rFonts w:ascii="Calibri" w:hAnsi="Calibri" w:cs="Calibri"/>
-          <w:sz w:val="22"/>
-          <w:szCs w:val="22"/>
-          <w:lang w:val="en-US"/>
-        </w:rPr>
-        <w:t>process as a BPMN flowchart. Write 5 SQL SELECT queries against a sample database (use a free sample DB like Northwind) to answer business questions like "top 5 customers by order value."</w:t>
+        <w:t xml:space="preserve"> Model the "reorder past meal" process as a BPMN flowchart. Write 5 SQL SELECT queries against a sample database (use a free sample DB like Northwind) to answer business questions like "top 5 customers by order value."</w:t>
       </w:r>
     </w:p>
     <w:p>
@@ -9458,16 +9617,7 @@
           <w:szCs w:val="22"/>
           <w:lang w:val="en-US"/>
         </w:rPr>
-        <w:t xml:space="preserve"> Create a mock backlog in a free Jira board for your Week 1 feature — write epics, break into stories, prioritize, </w:t>
-      </w:r>
-      <w:r>
-        <w:rPr>
-          <w:rFonts w:ascii="Calibri" w:hAnsi="Calibri" w:cs="Calibri"/>
-          <w:sz w:val="22"/>
-          <w:szCs w:val="22"/>
-          <w:lang w:val="en-US"/>
-        </w:rPr>
-        <w:t>and run a 15-min mock sprint planning session (record yourself or present to a friend).</w:t>
+        <w:t xml:space="preserve"> Create a mock backlog in a free Jira board for your Week 1 feature — write epics, break into stories, prioritize, and run a 15-min mock sprint planning session (record yourself or present to a friend).</w:t>
       </w:r>
     </w:p>
     <w:p>
@@ -9765,7 +9915,47 @@
           <w:szCs w:val="22"/>
           <w:lang w:val="en-US"/>
         </w:rPr>
-        <w:t xml:space="preserve"> Download a adventure works db (search and download). Write 10 SQL queries covering JOINs, GROUP BY.</w:t>
+        <w:t xml:space="preserve"> Download </w:t>
+      </w:r>
+      <w:proofErr w:type="gramStart"/>
+      <w:r>
+        <w:rPr>
+          <w:rFonts w:ascii="Calibri" w:hAnsi="Calibri" w:cs="Calibri"/>
+          <w:sz w:val="22"/>
+          <w:szCs w:val="22"/>
+          <w:lang w:val="en-US"/>
+        </w:rPr>
+        <w:t>a</w:t>
+      </w:r>
+      <w:proofErr w:type="gramEnd"/>
+      <w:r>
+        <w:rPr>
+          <w:rFonts w:ascii="Calibri" w:hAnsi="Calibri" w:cs="Calibri"/>
+          <w:sz w:val="22"/>
+          <w:szCs w:val="22"/>
+          <w:lang w:val="en-US"/>
+        </w:rPr>
+        <w:t xml:space="preserve"> adventure works </w:t>
+      </w:r>
+      <w:proofErr w:type="spellStart"/>
+      <w:r>
+        <w:rPr>
+          <w:rFonts w:ascii="Calibri" w:hAnsi="Calibri" w:cs="Calibri"/>
+          <w:sz w:val="22"/>
+          <w:szCs w:val="22"/>
+          <w:lang w:val="en-US"/>
+        </w:rPr>
+        <w:t>db</w:t>
+      </w:r>
+      <w:proofErr w:type="spellEnd"/>
+      <w:r>
+        <w:rPr>
+          <w:rFonts w:ascii="Calibri" w:hAnsi="Calibri" w:cs="Calibri"/>
+          <w:sz w:val="22"/>
+          <w:szCs w:val="22"/>
+          <w:lang w:val="en-US"/>
+        </w:rPr>
+        <w:t xml:space="preserve"> (search and download). Write 10 SQL queries covering JOINs, GROUP BY.</w:t>
       </w:r>
     </w:p>
     <w:p>
@@ -9841,6 +10031,7 @@
           <w:rFonts w:ascii="Calibri" w:hAnsi="Calibri" w:cs="Calibri"/>
           <w:sz w:val="32"/>
           <w:szCs w:val="32"/>
+          <w:highlight w:val="yellow"/>
           <w:lang w:val="en-US"/>
         </w:rPr>
       </w:pPr>
@@ -9851,6 +10042,7 @@
           <w:bCs/>
           <w:sz w:val="32"/>
           <w:szCs w:val="32"/>
+          <w:highlight w:val="yellow"/>
           <w:lang w:val="en-US"/>
         </w:rPr>
         <w:t>Week 1 — Reporting Fundamentals</w:t>
@@ -9905,6 +10097,7 @@
                 <w:rFonts w:ascii="Calibri" w:hAnsi="Calibri" w:cs="Calibri"/>
                 <w:sz w:val="22"/>
                 <w:szCs w:val="22"/>
+                <w:highlight w:val="yellow"/>
                 <w:lang w:val="en-US"/>
               </w:rPr>
             </w:pPr>
@@ -9915,6 +10108,7 @@
                 <w:bCs/>
                 <w:sz w:val="22"/>
                 <w:szCs w:val="22"/>
+                <w:highlight w:val="yellow"/>
                 <w:lang w:val="en-US"/>
               </w:rPr>
               <w:t>Course</w:t>
@@ -9951,14 +10145,16 @@
                 <w:rFonts w:ascii="Calibri" w:hAnsi="Calibri" w:cs="Calibri"/>
                 <w:sz w:val="22"/>
                 <w:szCs w:val="22"/>
-                <w:lang w:val="en-US"/>
-              </w:rPr>
-            </w:pPr>
-            <w:r>
-              <w:rPr>
-                <w:rFonts w:ascii="Calibri" w:hAnsi="Calibri" w:cs="Calibri"/>
-                <w:sz w:val="22"/>
-                <w:szCs w:val="22"/>
+                <w:highlight w:val="yellow"/>
+                <w:lang w:val="en-US"/>
+              </w:rPr>
+            </w:pPr>
+            <w:r>
+              <w:rPr>
+                <w:rFonts w:ascii="Calibri" w:hAnsi="Calibri" w:cs="Calibri"/>
+                <w:sz w:val="22"/>
+                <w:szCs w:val="22"/>
+                <w:highlight w:val="yellow"/>
                 <w:lang w:val="en-US"/>
               </w:rPr>
               <w:t>Excel: Advanced Formulas and Functions</w:t>
@@ -9995,14 +10191,16 @@
                 <w:rFonts w:ascii="Calibri" w:hAnsi="Calibri" w:cs="Calibri"/>
                 <w:sz w:val="22"/>
                 <w:szCs w:val="22"/>
-                <w:lang w:val="en-US"/>
-              </w:rPr>
-            </w:pPr>
-            <w:r>
-              <w:rPr>
-                <w:rFonts w:ascii="Calibri" w:hAnsi="Calibri" w:cs="Calibri"/>
-                <w:sz w:val="22"/>
-                <w:szCs w:val="22"/>
+                <w:highlight w:val="yellow"/>
+                <w:lang w:val="en-US"/>
+              </w:rPr>
+            </w:pPr>
+            <w:r>
+              <w:rPr>
+                <w:rFonts w:ascii="Calibri" w:hAnsi="Calibri" w:cs="Calibri"/>
+                <w:sz w:val="22"/>
+                <w:szCs w:val="22"/>
+                <w:highlight w:val="yellow"/>
                 <w:lang w:val="en-US"/>
               </w:rPr>
               <w:t>SQL Essential Training</w:t>
@@ -10039,14 +10237,16 @@
                 <w:rFonts w:ascii="Calibri" w:hAnsi="Calibri" w:cs="Calibri"/>
                 <w:sz w:val="22"/>
                 <w:szCs w:val="22"/>
-                <w:lang w:val="en-US"/>
-              </w:rPr>
-            </w:pPr>
-            <w:r>
-              <w:rPr>
-                <w:rFonts w:ascii="Calibri" w:hAnsi="Calibri" w:cs="Calibri"/>
-                <w:sz w:val="22"/>
-                <w:szCs w:val="22"/>
+                <w:highlight w:val="yellow"/>
+                <w:lang w:val="en-US"/>
+              </w:rPr>
+            </w:pPr>
+            <w:r>
+              <w:rPr>
+                <w:rFonts w:ascii="Calibri" w:hAnsi="Calibri" w:cs="Calibri"/>
+                <w:sz w:val="22"/>
+                <w:szCs w:val="22"/>
+                <w:highlight w:val="yellow"/>
                 <w:lang w:val="en-US"/>
               </w:rPr>
               <w:t>Learning Power BI</w:t>
@@ -10073,6 +10273,7 @@
           <w:bCs/>
           <w:sz w:val="22"/>
           <w:szCs w:val="22"/>
+          <w:highlight w:val="yellow"/>
           <w:lang w:val="en-US"/>
         </w:rPr>
         <w:t>Practice:</w:t>
@@ -10082,18 +10283,10 @@
           <w:rFonts w:ascii="Calibri" w:hAnsi="Calibri" w:cs="Calibri"/>
           <w:sz w:val="22"/>
           <w:szCs w:val="22"/>
-          <w:lang w:val="en-US"/>
-        </w:rPr>
-        <w:t xml:space="preserve"> </w:t>
-      </w:r>
-      <w:r>
-        <w:rPr>
-          <w:rFonts w:ascii="Calibri" w:hAnsi="Calibri" w:cs="Calibri"/>
-          <w:sz w:val="22"/>
-          <w:szCs w:val="22"/>
-          <w:lang w:val="en-US"/>
-        </w:rPr>
-        <w:t>Take the Superstore (or any) dataset and build a static Excel report with pivot tables + pivot charts answering 5 stakeholder questions.</w:t>
+          <w:highlight w:val="yellow"/>
+          <w:lang w:val="en-US"/>
+        </w:rPr>
+        <w:t xml:space="preserve"> Take the Superstore (or any) dataset and build a static Excel report with pivot tables + pivot charts answering 5 stakeholder questions.</w:t>
       </w:r>
     </w:p>
     <w:p>
@@ -10392,16 +10585,7 @@
           <w:szCs w:val="22"/>
           <w:lang w:val="en-US"/>
         </w:rPr>
-        <w:t xml:space="preserve"> Pick any public website/app. Write a test plan and 15 manual test cases (functional, negative, boundary) for one feature (e.g., login form). Log 3 intentional "bugs" you find in a </w:t>
-      </w:r>
-      <w:r>
-        <w:rPr>
-          <w:rFonts w:ascii="Calibri" w:hAnsi="Calibri" w:cs="Calibri"/>
-          <w:sz w:val="22"/>
-          <w:szCs w:val="22"/>
-          <w:lang w:val="en-US"/>
-        </w:rPr>
-        <w:t>free tool like Trello or a bug-tracker template.</w:t>
+        <w:t xml:space="preserve"> Pick any public website/app. Write a test plan and 15 manual test cases (functional, negative, boundary) for one feature (e.g., login form). Log 3 intentional "bugs" you find in a free tool like Trello or a bug-tracker template.</w:t>
       </w:r>
     </w:p>
     <w:p>
@@ -10909,7 +11093,47 @@
           <w:szCs w:val="22"/>
           <w:lang w:val="en-US"/>
         </w:rPr>
-        <w:t xml:space="preserve"> Push your Selenium tests to a GitHub repo, and set up a free GitHub Actions workflow to run them automatically on push. Log all bugs found across the 3 weeks into a Jira board with severity/priority tagged.</w:t>
+        <w:t xml:space="preserve"> Push your Selenium tests to a GitHub </w:t>
+      </w:r>
+      <w:proofErr w:type="gramStart"/>
+      <w:r>
+        <w:rPr>
+          <w:rFonts w:ascii="Calibri" w:hAnsi="Calibri" w:cs="Calibri"/>
+          <w:sz w:val="22"/>
+          <w:szCs w:val="22"/>
+          <w:lang w:val="en-US"/>
+        </w:rPr>
+        <w:t>repo, and</w:t>
+      </w:r>
+      <w:proofErr w:type="gramEnd"/>
+      <w:r>
+        <w:rPr>
+          <w:rFonts w:ascii="Calibri" w:hAnsi="Calibri" w:cs="Calibri"/>
+          <w:sz w:val="22"/>
+          <w:szCs w:val="22"/>
+          <w:lang w:val="en-US"/>
+        </w:rPr>
+        <w:t xml:space="preserve"> set up a free GitHub Actions workflow to run them automatically on push. Log all bugs found across </w:t>
+      </w:r>
+      <w:proofErr w:type="gramStart"/>
+      <w:r>
+        <w:rPr>
+          <w:rFonts w:ascii="Calibri" w:hAnsi="Calibri" w:cs="Calibri"/>
+          <w:sz w:val="22"/>
+          <w:szCs w:val="22"/>
+          <w:lang w:val="en-US"/>
+        </w:rPr>
+        <w:t>the 3</w:t>
+      </w:r>
+      <w:proofErr w:type="gramEnd"/>
+      <w:r>
+        <w:rPr>
+          <w:rFonts w:ascii="Calibri" w:hAnsi="Calibri" w:cs="Calibri"/>
+          <w:sz w:val="22"/>
+          <w:szCs w:val="22"/>
+          <w:lang w:val="en-US"/>
+        </w:rPr>
+        <w:t xml:space="preserve"> weeks into a Jira board with severity/priority tagged.</w:t>
       </w:r>
     </w:p>
     <w:p>
@@ -11207,16 +11431,7 @@
           <w:szCs w:val="22"/>
           <w:lang w:val="en-US"/>
         </w:rPr>
-        <w:t xml:space="preserve"> Build a console app in C# that </w:t>
-      </w:r>
-      <w:r>
-        <w:rPr>
-          <w:rFonts w:ascii="Calibri" w:hAnsi="Calibri" w:cs="Calibri"/>
-          <w:sz w:val="22"/>
-          <w:szCs w:val="22"/>
-          <w:lang w:val="en-US"/>
-        </w:rPr>
-        <w:t>connects to a local SQL Server (or SQLite) database and performs CRUD operations on a simple "Tasks" table.</w:t>
+        <w:t xml:space="preserve"> Build a console app in C# that connects to a local SQL Server (or SQLite) database and performs CRUD operations on a simple "Tasks" table.</w:t>
       </w:r>
     </w:p>
     <w:p>
@@ -11725,7 +11940,27 @@
           <w:szCs w:val="22"/>
           <w:lang w:val="en-US"/>
         </w:rPr>
-        <w:t xml:space="preserve"> Containerize your API with Docker, and deploy the full app (API + frontend) to a free tier on Azure App Service or Render. Write a short README documenting setup, architecture, and how to run it locally.</w:t>
+        <w:t xml:space="preserve"> Containerize your API with </w:t>
+      </w:r>
+      <w:proofErr w:type="gramStart"/>
+      <w:r>
+        <w:rPr>
+          <w:rFonts w:ascii="Calibri" w:hAnsi="Calibri" w:cs="Calibri"/>
+          <w:sz w:val="22"/>
+          <w:szCs w:val="22"/>
+          <w:lang w:val="en-US"/>
+        </w:rPr>
+        <w:t>Docker, and</w:t>
+      </w:r>
+      <w:proofErr w:type="gramEnd"/>
+      <w:r>
+        <w:rPr>
+          <w:rFonts w:ascii="Calibri" w:hAnsi="Calibri" w:cs="Calibri"/>
+          <w:sz w:val="22"/>
+          <w:szCs w:val="22"/>
+          <w:lang w:val="en-US"/>
+        </w:rPr>
+        <w:t xml:space="preserve"> deploy the full app (API + frontend) to a free tier on Azure App Service or Render. Write a short README documenting setup, architecture, and how to run it locally.</w:t>
       </w:r>
     </w:p>
     <w:sectPr>
